--- a/lecture5/task5.docx
+++ b/lecture5/task5.docx
@@ -85,6 +85,7 @@
       <w:r>
         <w:rPr>
           <w:rFonts w:ascii="TimesNewRomanPSMT" w:eastAsia="Times New Roman" w:hAnsi="TimesNewRomanPSMT" w:cs="Times New Roman"/>
+          <w:noProof/>
           <w:color w:val="000000"/>
           <w:sz w:val="28"/>
           <w:szCs w:val="28"/>
@@ -286,6 +287,7 @@
       <w:r>
         <w:rPr>
           <w:rFonts w:ascii="TimesNewRomanPSMT" w:eastAsia="Times New Roman" w:hAnsi="TimesNewRomanPSMT" w:cs="Times New Roman"/>
+          <w:noProof/>
           <w:color w:val="000000"/>
           <w:sz w:val="28"/>
           <w:szCs w:val="28"/>
@@ -420,6 +422,7 @@
       <w:r>
         <w:rPr>
           <w:rFonts w:ascii="TimesNewRomanPSMT" w:eastAsia="Times New Roman" w:hAnsi="TimesNewRomanPSMT" w:cs="Times New Roman"/>
+          <w:noProof/>
           <w:color w:val="000000"/>
           <w:sz w:val="28"/>
           <w:szCs w:val="28"/>
@@ -530,6 +533,7 @@
       <w:r>
         <w:rPr>
           <w:rFonts w:ascii="TimesNewRomanPSMT" w:eastAsia="Times New Roman" w:hAnsi="TimesNewRomanPSMT" w:cs="Times New Roman"/>
+          <w:noProof/>
           <w:color w:val="000000"/>
           <w:sz w:val="28"/>
           <w:szCs w:val="28"/>
@@ -694,6 +698,7 @@
       <w:r>
         <w:rPr>
           <w:rFonts w:ascii="TimesNewRomanPSMT" w:eastAsia="Times New Roman" w:hAnsi="TimesNewRomanPSMT" w:cs="Times New Roman"/>
+          <w:noProof/>
           <w:color w:val="000000"/>
           <w:sz w:val="28"/>
           <w:szCs w:val="28"/>
@@ -796,6 +801,7 @@
       <w:r>
         <w:rPr>
           <w:rFonts w:ascii="TimesNewRomanPSMT" w:eastAsia="Times New Roman" w:hAnsi="TimesNewRomanPSMT" w:cs="Times New Roman"/>
+          <w:noProof/>
           <w:color w:val="000000"/>
           <w:sz w:val="28"/>
           <w:szCs w:val="28"/>
@@ -957,6 +963,7 @@
       <w:r>
         <w:rPr>
           <w:rFonts w:ascii="TimesNewRomanPSMT" w:eastAsia="Times New Roman" w:hAnsi="TimesNewRomanPSMT" w:cs="Times New Roman"/>
+          <w:noProof/>
           <w:color w:val="000000"/>
           <w:sz w:val="28"/>
           <w:szCs w:val="28"/>
@@ -1095,15 +1102,15 @@
           <w:szCs w:val="28"/>
         </w:rPr>
       </w:pPr>
-      <w:bookmarkStart w:id="0" w:name="_GoBack"/>
       <w:r>
         <w:rPr>
           <w:rFonts w:cs="Arial"/>
+          <w:noProof/>
           <w:rtl/>
           <w:lang w:bidi="ar-EG"/>
         </w:rPr>
         <w:drawing>
-          <wp:anchor distT="0" distB="0" distL="114300" distR="114300" simplePos="0" relativeHeight="251665408" behindDoc="0" locked="0" layoutInCell="1" allowOverlap="1" wp14:anchorId="1D9F0557" wp14:editId="262CE0AB">
+          <wp:anchor distT="0" distB="0" distL="114300" distR="114300" simplePos="0" relativeHeight="251665408" behindDoc="0" locked="0" layoutInCell="1" allowOverlap="1" wp14:anchorId="1D9F0557" wp14:editId="495A30FF">
             <wp:simplePos x="0" y="0"/>
             <wp:positionH relativeFrom="margin">
               <wp:align>center</wp:align>
@@ -1152,15 +1159,643 @@
           </wp:anchor>
         </w:drawing>
       </w:r>
+      <w:r>
+        <w:rPr>
+          <w:rFonts w:ascii="TimesNewRomanPSMT" w:eastAsia="Times New Roman" w:hAnsi="TimesNewRomanPSMT" w:cs="Times New Roman"/>
+          <w:color w:val="000000"/>
+          <w:sz w:val="28"/>
+          <w:szCs w:val="28"/>
+        </w:rPr>
+        <w:t xml:space="preserve">9. List the </w:t>
+      </w:r>
+      <w:proofErr w:type="spellStart"/>
+      <w:r>
+        <w:rPr>
+          <w:rFonts w:ascii="TimesNewRomanPSMT" w:eastAsia="Times New Roman" w:hAnsi="TimesNewRomanPSMT" w:cs="Times New Roman"/>
+          <w:color w:val="000000"/>
+          <w:sz w:val="28"/>
+          <w:szCs w:val="28"/>
+        </w:rPr>
+        <w:t>inode</w:t>
+      </w:r>
+      <w:proofErr w:type="spellEnd"/>
+      <w:r>
+        <w:rPr>
+          <w:rFonts w:ascii="TimesNewRomanPSMT" w:eastAsia="Times New Roman" w:hAnsi="TimesNewRomanPSMT" w:cs="Times New Roman"/>
+          <w:color w:val="000000"/>
+          <w:sz w:val="28"/>
+          <w:szCs w:val="28"/>
+        </w:rPr>
+        <w:t xml:space="preserve"> numbers of /, /</w:t>
+      </w:r>
+      <w:proofErr w:type="spellStart"/>
+      <w:r>
+        <w:rPr>
+          <w:rFonts w:ascii="TimesNewRomanPSMT" w:eastAsia="Times New Roman" w:hAnsi="TimesNewRomanPSMT" w:cs="Times New Roman"/>
+          <w:color w:val="000000"/>
+          <w:sz w:val="28"/>
+          <w:szCs w:val="28"/>
+        </w:rPr>
+        <w:t>etc</w:t>
+      </w:r>
+      <w:proofErr w:type="spellEnd"/>
+      <w:r>
+        <w:rPr>
+          <w:rFonts w:ascii="TimesNewRomanPSMT" w:eastAsia="Times New Roman" w:hAnsi="TimesNewRomanPSMT" w:cs="Times New Roman"/>
+          <w:color w:val="000000"/>
+          <w:sz w:val="28"/>
+          <w:szCs w:val="28"/>
+        </w:rPr>
+        <w:t>, /</w:t>
+      </w:r>
+      <w:proofErr w:type="spellStart"/>
+      <w:r>
+        <w:rPr>
+          <w:rFonts w:ascii="TimesNewRomanPSMT" w:eastAsia="Times New Roman" w:hAnsi="TimesNewRomanPSMT" w:cs="Times New Roman"/>
+          <w:color w:val="000000"/>
+          <w:sz w:val="28"/>
+          <w:szCs w:val="28"/>
+        </w:rPr>
+        <w:t>etc</w:t>
+      </w:r>
+      <w:proofErr w:type="spellEnd"/>
+      <w:r>
+        <w:rPr>
+          <w:rFonts w:ascii="TimesNewRomanPSMT" w:eastAsia="Times New Roman" w:hAnsi="TimesNewRomanPSMT" w:cs="Times New Roman"/>
+          <w:color w:val="000000"/>
+          <w:sz w:val="28"/>
+          <w:szCs w:val="28"/>
+        </w:rPr>
+        <w:t>/hosts</w:t>
+      </w:r>
+    </w:p>
+    <w:p>
+      <w:pPr>
+        <w:rPr>
+          <w:rFonts w:ascii="TimesNewRomanPSMT" w:eastAsia="Times New Roman" w:hAnsi="TimesNewRomanPSMT" w:cs="Times New Roman"/>
+          <w:sz w:val="28"/>
+          <w:szCs w:val="28"/>
+        </w:rPr>
+      </w:pPr>
+    </w:p>
+    <w:p>
+      <w:pPr>
+        <w:bidi w:val="0"/>
+        <w:jc w:val="both"/>
+        <w:rPr>
+          <w:rFonts w:ascii="TimesNewRomanPSMT" w:eastAsia="Times New Roman" w:hAnsi="TimesNewRomanPSMT" w:cs="Times New Roman"/>
+          <w:color w:val="000000"/>
+          <w:sz w:val="28"/>
+          <w:szCs w:val="28"/>
+        </w:rPr>
+      </w:pPr>
+      <w:r>
+        <w:rPr>
+          <w:rFonts w:cs="Arial"/>
+          <w:rtl/>
+          <w:lang w:bidi="ar-EG"/>
+        </w:rPr>
+        <w:drawing>
+          <wp:anchor distT="0" distB="0" distL="114300" distR="114300" simplePos="0" relativeHeight="251666432" behindDoc="0" locked="0" layoutInCell="1" allowOverlap="1" wp14:anchorId="2A6B3E88" wp14:editId="64448245">
+            <wp:simplePos x="0" y="0"/>
+            <wp:positionH relativeFrom="page">
+              <wp:align>center</wp:align>
+            </wp:positionH>
+            <wp:positionV relativeFrom="paragraph">
+              <wp:posOffset>593090</wp:posOffset>
+            </wp:positionV>
+            <wp:extent cx="4062730" cy="2178050"/>
+            <wp:effectExtent l="0" t="0" r="0" b="0"/>
+            <wp:wrapTopAndBottom/>
+            <wp:docPr id="9" name="Picture 9"/>
+            <wp:cNvGraphicFramePr>
+              <a:graphicFrameLocks xmlns:a="http://schemas.openxmlformats.org/drawingml/2006/main" noChangeAspect="1"/>
+            </wp:cNvGraphicFramePr>
+            <a:graphic xmlns:a="http://schemas.openxmlformats.org/drawingml/2006/main">
+              <a:graphicData uri="http://schemas.openxmlformats.org/drawingml/2006/picture">
+                <pic:pic xmlns:pic="http://schemas.openxmlformats.org/drawingml/2006/picture">
+                  <pic:nvPicPr>
+                    <pic:cNvPr id="1" name=""/>
+                    <pic:cNvPicPr/>
+                  </pic:nvPicPr>
+                  <pic:blipFill>
+                    <a:blip r:embed="rId12">
+                      <a:extLst>
+                        <a:ext uri="{28A0092B-C50C-407E-A947-70E740481C1C}">
+                          <a14:useLocalDpi xmlns:a14="http://schemas.microsoft.com/office/drawing/2010/main" val="0"/>
+                        </a:ext>
+                      </a:extLst>
+                    </a:blip>
+                    <a:stretch>
+                      <a:fillRect/>
+                    </a:stretch>
+                  </pic:blipFill>
+                  <pic:spPr>
+                    <a:xfrm>
+                      <a:off x="0" y="0"/>
+                      <a:ext cx="4062730" cy="2178050"/>
+                    </a:xfrm>
+                    <a:prstGeom prst="rect">
+                      <a:avLst/>
+                    </a:prstGeom>
+                  </pic:spPr>
+                </pic:pic>
+              </a:graphicData>
+            </a:graphic>
+            <wp14:sizeRelH relativeFrom="margin">
+              <wp14:pctWidth>0</wp14:pctWidth>
+            </wp14:sizeRelH>
+            <wp14:sizeRelV relativeFrom="margin">
+              <wp14:pctHeight>0</wp14:pctHeight>
+            </wp14:sizeRelV>
+          </wp:anchor>
+        </w:drawing>
+      </w:r>
+      <w:r>
+        <w:rPr>
+          <w:rFonts w:ascii="TimesNewRomanPSMT" w:eastAsia="Times New Roman" w:hAnsi="TimesNewRomanPSMT" w:cs="Times New Roman"/>
+          <w:color w:val="000000"/>
+          <w:sz w:val="28"/>
+          <w:szCs w:val="28"/>
+        </w:rPr>
+        <w:t>10.Copy /</w:t>
+      </w:r>
+      <w:proofErr w:type="spellStart"/>
+      <w:r>
+        <w:rPr>
+          <w:rFonts w:ascii="TimesNewRomanPSMT" w:eastAsia="Times New Roman" w:hAnsi="TimesNewRomanPSMT" w:cs="Times New Roman"/>
+          <w:color w:val="000000"/>
+          <w:sz w:val="28"/>
+          <w:szCs w:val="28"/>
+        </w:rPr>
+        <w:t>etc</w:t>
+      </w:r>
+      <w:proofErr w:type="spellEnd"/>
+      <w:r>
+        <w:rPr>
+          <w:rFonts w:ascii="TimesNewRomanPSMT" w:eastAsia="Times New Roman" w:hAnsi="TimesNewRomanPSMT" w:cs="Times New Roman"/>
+          <w:color w:val="000000"/>
+          <w:sz w:val="28"/>
+          <w:szCs w:val="28"/>
+        </w:rPr>
+        <w:t>/passwd to your home directory, use command diff and Edit</w:t>
+      </w:r>
+      <w:r>
+        <w:rPr>
+          <w:rFonts w:ascii="TimesNewRomanPSMT" w:eastAsia="Times New Roman" w:hAnsi="TimesNewRomanPSMT" w:cs="Times New Roman"/>
+          <w:color w:val="000000"/>
+          <w:sz w:val="28"/>
+          <w:szCs w:val="28"/>
+        </w:rPr>
+        <w:t xml:space="preserve"> </w:t>
+      </w:r>
+      <w:r>
+        <w:rPr>
+          <w:rFonts w:ascii="TimesNewRomanPSMT" w:eastAsia="Times New Roman" w:hAnsi="TimesNewRomanPSMT" w:cs="Times New Roman"/>
+          <w:color w:val="000000"/>
+          <w:sz w:val="28"/>
+          <w:szCs w:val="28"/>
+        </w:rPr>
+        <w:t>in</w:t>
+      </w:r>
+      <w:r>
+        <w:rPr>
+          <w:rFonts w:ascii="TimesNewRomanPSMT" w:eastAsia="Times New Roman" w:hAnsi="TimesNewRomanPSMT" w:cs="Times New Roman"/>
+          <w:color w:val="000000"/>
+          <w:sz w:val="28"/>
+          <w:szCs w:val="28"/>
+        </w:rPr>
+        <w:t xml:space="preserve"> </w:t>
+      </w:r>
+      <w:r>
+        <w:rPr>
+          <w:rFonts w:ascii="TimesNewRomanPSMT" w:eastAsia="Times New Roman" w:hAnsi="TimesNewRomanPSMT" w:cs="Times New Roman"/>
+          <w:color w:val="000000"/>
+          <w:sz w:val="28"/>
+          <w:szCs w:val="28"/>
+        </w:rPr>
+        <w:t>the file you copied, and then use the command again, and check the output.</w:t>
+      </w:r>
+    </w:p>
+    <w:p>
+      <w:pPr>
+        <w:rPr>
+          <w:rFonts w:ascii="TimesNewRomanPSMT" w:eastAsia="Times New Roman" w:hAnsi="TimesNewRomanPSMT" w:cs="Times New Roman" w:hint="cs"/>
+          <w:sz w:val="28"/>
+          <w:szCs w:val="28"/>
+          <w:lang w:bidi="ar-EG"/>
+        </w:rPr>
+      </w:pPr>
+    </w:p>
+    <w:p>
+      <w:pPr>
+        <w:bidi w:val="0"/>
+        <w:spacing w:after="0" w:line="240" w:lineRule="auto"/>
+        <w:jc w:val="both"/>
+        <w:rPr>
+          <w:rFonts w:ascii="TimesNewRomanPSMT" w:eastAsia="Times New Roman" w:hAnsi="TimesNewRomanPSMT" w:cs="Times New Roman"/>
+          <w:color w:val="000000"/>
+          <w:sz w:val="28"/>
+          <w:szCs w:val="28"/>
+        </w:rPr>
+      </w:pPr>
+    </w:p>
+    <w:p>
+      <w:pPr>
+        <w:bidi w:val="0"/>
+        <w:spacing w:after="0" w:line="240" w:lineRule="auto"/>
+        <w:jc w:val="both"/>
+        <w:rPr>
+          <w:rFonts w:ascii="TimesNewRomanPSMT" w:eastAsia="Times New Roman" w:hAnsi="TimesNewRomanPSMT" w:cs="Times New Roman"/>
+          <w:color w:val="000000"/>
+          <w:sz w:val="28"/>
+          <w:szCs w:val="28"/>
+        </w:rPr>
+      </w:pPr>
+      <w:r>
+        <w:rPr>
+          <w:rFonts w:ascii="TimesNewRomanPSMT" w:eastAsia="Times New Roman" w:hAnsi="TimesNewRomanPSMT" w:cs="Times New Roman"/>
+          <w:color w:val="000000"/>
+          <w:sz w:val="28"/>
+          <w:szCs w:val="28"/>
+        </w:rPr>
+        <w:t>11.Create a symbolic link of /</w:t>
+      </w:r>
+      <w:proofErr w:type="spellStart"/>
+      <w:r>
+        <w:rPr>
+          <w:rFonts w:ascii="TimesNewRomanPSMT" w:eastAsia="Times New Roman" w:hAnsi="TimesNewRomanPSMT" w:cs="Times New Roman"/>
+          <w:color w:val="000000"/>
+          <w:sz w:val="28"/>
+          <w:szCs w:val="28"/>
+        </w:rPr>
+        <w:t>etc</w:t>
+      </w:r>
+      <w:proofErr w:type="spellEnd"/>
+      <w:r>
+        <w:rPr>
+          <w:rFonts w:ascii="TimesNewRomanPSMT" w:eastAsia="Times New Roman" w:hAnsi="TimesNewRomanPSMT" w:cs="Times New Roman"/>
+          <w:color w:val="000000"/>
+          <w:sz w:val="28"/>
+          <w:szCs w:val="28"/>
+        </w:rPr>
+        <w:t>/passwd in /boot.</w:t>
+      </w:r>
+    </w:p>
+    <w:p>
+      <w:pPr>
+        <w:bidi w:val="0"/>
+        <w:spacing w:after="0" w:line="240" w:lineRule="auto"/>
+        <w:jc w:val="both"/>
+        <w:rPr>
+          <w:rFonts w:ascii="TimesNewRomanPSMT" w:eastAsia="Times New Roman" w:hAnsi="TimesNewRomanPSMT" w:cs="Times New Roman"/>
+          <w:color w:val="000000"/>
+          <w:sz w:val="28"/>
+          <w:szCs w:val="28"/>
+        </w:rPr>
+      </w:pPr>
+      <w:r>
+        <w:rPr>
+          <w:rFonts w:ascii="TimesNewRomanPSMT" w:eastAsia="Times New Roman" w:hAnsi="TimesNewRomanPSMT" w:cs="Times New Roman"/>
+          <w:color w:val="000000"/>
+          <w:sz w:val="28"/>
+          <w:szCs w:val="28"/>
+        </w:rPr>
+        <w:drawing>
+          <wp:anchor distT="0" distB="0" distL="114300" distR="114300" simplePos="0" relativeHeight="251667456" behindDoc="0" locked="0" layoutInCell="1" allowOverlap="1" wp14:anchorId="3D794778" wp14:editId="2D6C25A9">
+            <wp:simplePos x="0" y="0"/>
+            <wp:positionH relativeFrom="margin">
+              <wp:align>center</wp:align>
+            </wp:positionH>
+            <wp:positionV relativeFrom="paragraph">
+              <wp:posOffset>213691</wp:posOffset>
+            </wp:positionV>
+            <wp:extent cx="5486400" cy="857250"/>
+            <wp:effectExtent l="0" t="0" r="0" b="0"/>
+            <wp:wrapTopAndBottom/>
+            <wp:docPr id="10" name="Picture 10"/>
+            <wp:cNvGraphicFramePr>
+              <a:graphicFrameLocks xmlns:a="http://schemas.openxmlformats.org/drawingml/2006/main" noChangeAspect="1"/>
+            </wp:cNvGraphicFramePr>
+            <a:graphic xmlns:a="http://schemas.openxmlformats.org/drawingml/2006/main">
+              <a:graphicData uri="http://schemas.openxmlformats.org/drawingml/2006/picture">
+                <pic:pic xmlns:pic="http://schemas.openxmlformats.org/drawingml/2006/picture">
+                  <pic:nvPicPr>
+                    <pic:cNvPr id="1" name=""/>
+                    <pic:cNvPicPr/>
+                  </pic:nvPicPr>
+                  <pic:blipFill>
+                    <a:blip r:embed="rId13">
+                      <a:extLst>
+                        <a:ext uri="{28A0092B-C50C-407E-A947-70E740481C1C}">
+                          <a14:useLocalDpi xmlns:a14="http://schemas.microsoft.com/office/drawing/2010/main" val="0"/>
+                        </a:ext>
+                      </a:extLst>
+                    </a:blip>
+                    <a:stretch>
+                      <a:fillRect/>
+                    </a:stretch>
+                  </pic:blipFill>
+                  <pic:spPr>
+                    <a:xfrm>
+                      <a:off x="0" y="0"/>
+                      <a:ext cx="5486400" cy="857250"/>
+                    </a:xfrm>
+                    <a:prstGeom prst="rect">
+                      <a:avLst/>
+                    </a:prstGeom>
+                  </pic:spPr>
+                </pic:pic>
+              </a:graphicData>
+            </a:graphic>
+          </wp:anchor>
+        </w:drawing>
+      </w:r>
+    </w:p>
+    <w:p>
+      <w:pPr>
+        <w:bidi w:val="0"/>
+        <w:spacing w:after="0" w:line="240" w:lineRule="auto"/>
+        <w:jc w:val="both"/>
+        <w:rPr>
+          <w:rFonts w:ascii="TimesNewRomanPSMT" w:eastAsia="Times New Roman" w:hAnsi="TimesNewRomanPSMT" w:cs="Times New Roman"/>
+          <w:color w:val="000000"/>
+          <w:sz w:val="28"/>
+          <w:szCs w:val="28"/>
+        </w:rPr>
+      </w:pPr>
+    </w:p>
+    <w:p>
+      <w:pPr>
+        <w:bidi w:val="0"/>
+        <w:spacing w:after="0" w:line="240" w:lineRule="auto"/>
+        <w:jc w:val="both"/>
+        <w:rPr>
+          <w:rFonts w:ascii="TimesNewRomanPSMT" w:eastAsia="Times New Roman" w:hAnsi="TimesNewRomanPSMT" w:cs="Times New Roman"/>
+          <w:color w:val="000000"/>
+          <w:sz w:val="28"/>
+          <w:szCs w:val="28"/>
+        </w:rPr>
+      </w:pPr>
+      <w:r>
+        <w:rPr>
+          <w:rFonts w:ascii="TimesNewRomanPSMT" w:eastAsia="Times New Roman" w:hAnsi="TimesNewRomanPSMT" w:cs="Times New Roman"/>
+          <w:color w:val="000000"/>
+          <w:sz w:val="28"/>
+          <w:szCs w:val="28"/>
+        </w:rPr>
+        <w:t>12.Create a hard link of /</w:t>
+      </w:r>
+      <w:proofErr w:type="spellStart"/>
+      <w:r>
+        <w:rPr>
+          <w:rFonts w:ascii="TimesNewRomanPSMT" w:eastAsia="Times New Roman" w:hAnsi="TimesNewRomanPSMT" w:cs="Times New Roman"/>
+          <w:color w:val="000000"/>
+          <w:sz w:val="28"/>
+          <w:szCs w:val="28"/>
+        </w:rPr>
+        <w:t>etc</w:t>
+      </w:r>
+      <w:proofErr w:type="spellEnd"/>
+      <w:r>
+        <w:rPr>
+          <w:rFonts w:ascii="TimesNewRomanPSMT" w:eastAsia="Times New Roman" w:hAnsi="TimesNewRomanPSMT" w:cs="Times New Roman"/>
+          <w:color w:val="000000"/>
+          <w:sz w:val="28"/>
+          <w:szCs w:val="28"/>
+        </w:rPr>
+        <w:t>/passwd in /boot. Could you? Why?</w:t>
+      </w:r>
+    </w:p>
+    <w:p>
+      <w:pPr>
+        <w:bidi w:val="0"/>
+        <w:spacing w:after="0" w:line="240" w:lineRule="auto"/>
+        <w:jc w:val="both"/>
+        <w:rPr>
+          <w:rFonts w:ascii="TimesNewRomanPSMT" w:eastAsia="Times New Roman" w:hAnsi="TimesNewRomanPSMT" w:cs="Times New Roman"/>
+          <w:color w:val="000000"/>
+          <w:sz w:val="28"/>
+          <w:szCs w:val="28"/>
+        </w:rPr>
+      </w:pPr>
+      <w:bookmarkStart w:id="0" w:name="_GoBack"/>
       <w:bookmarkEnd w:id="0"/>
-      <w:r>
-        <w:rPr>
-          <w:rFonts w:ascii="TimesNewRomanPSMT" w:eastAsia="Times New Roman" w:hAnsi="TimesNewRomanPSMT" w:cs="Times New Roman"/>
-          <w:color w:val="000000"/>
-          <w:sz w:val="28"/>
-          <w:szCs w:val="28"/>
-        </w:rPr>
-        <w:t xml:space="preserve">9. List the </w:t>
+    </w:p>
+    <w:p>
+      <w:pPr>
+        <w:bidi w:val="0"/>
+        <w:spacing w:after="0" w:line="240" w:lineRule="auto"/>
+        <w:jc w:val="both"/>
+        <w:rPr>
+          <w:rFonts w:ascii="TimesNewRomanPSMT" w:eastAsia="Times New Roman" w:hAnsi="TimesNewRomanPSMT" w:cs="Times New Roman"/>
+          <w:color w:val="000000"/>
+          <w:sz w:val="28"/>
+          <w:szCs w:val="28"/>
+        </w:rPr>
+      </w:pPr>
+      <w:r>
+        <w:rPr>
+          <w:rFonts w:ascii="TimesNewRomanPSMT" w:eastAsia="Times New Roman" w:hAnsi="TimesNewRomanPSMT" w:cs="Times New Roman"/>
+          <w:color w:val="000000"/>
+          <w:sz w:val="28"/>
+          <w:szCs w:val="28"/>
+        </w:rPr>
+        <w:t>Hard link → NOT possible (different filesystems)</w:t>
+      </w:r>
+    </w:p>
+    <w:p>
+      <w:pPr>
+        <w:bidi w:val="0"/>
+        <w:spacing w:after="0" w:line="240" w:lineRule="auto"/>
+        <w:jc w:val="both"/>
+        <w:rPr>
+          <w:rFonts w:ascii="TimesNewRomanPSMT" w:eastAsia="Times New Roman" w:hAnsi="TimesNewRomanPSMT" w:cs="Times New Roman"/>
+          <w:color w:val="000000"/>
+          <w:sz w:val="28"/>
+          <w:szCs w:val="28"/>
+        </w:rPr>
+      </w:pPr>
+      <w:r>
+        <w:rPr>
+          <w:rFonts w:ascii="TimesNewRomanPSMT" w:eastAsia="Times New Roman" w:hAnsi="TimesNewRomanPSMT" w:cs="Times New Roman"/>
+          <w:color w:val="000000"/>
+          <w:sz w:val="28"/>
+          <w:szCs w:val="28"/>
+        </w:rPr>
+        <w:t>Symbolic link → Works fine</w:t>
+      </w:r>
+    </w:p>
+    <w:p>
+      <w:pPr>
+        <w:bidi w:val="0"/>
+        <w:spacing w:after="0" w:line="240" w:lineRule="auto"/>
+        <w:jc w:val="both"/>
+        <w:rPr>
+          <w:rFonts w:ascii="TimesNewRomanPSMT" w:eastAsia="Times New Roman" w:hAnsi="TimesNewRomanPSMT" w:cs="Times New Roman"/>
+          <w:color w:val="000000"/>
+          <w:sz w:val="28"/>
+          <w:szCs w:val="28"/>
+        </w:rPr>
+      </w:pPr>
+    </w:p>
+    <w:p>
+      <w:pPr>
+        <w:bidi w:val="0"/>
+        <w:spacing w:after="0" w:line="240" w:lineRule="auto"/>
+        <w:jc w:val="both"/>
+        <w:rPr>
+          <w:rFonts w:ascii="TimesNewRomanPSMT" w:eastAsia="Times New Roman" w:hAnsi="TimesNewRomanPSMT" w:cs="Times New Roman"/>
+          <w:color w:val="000000"/>
+          <w:sz w:val="28"/>
+          <w:szCs w:val="28"/>
+        </w:rPr>
+      </w:pPr>
+      <w:r>
+        <w:rPr>
+          <w:rFonts w:ascii="TimesNewRomanPSMT" w:eastAsia="Times New Roman" w:hAnsi="TimesNewRomanPSMT" w:cs="Times New Roman"/>
+          <w:color w:val="000000"/>
+          <w:sz w:val="28"/>
+          <w:szCs w:val="28"/>
+        </w:rPr>
+        <w:drawing>
+          <wp:anchor distT="0" distB="0" distL="114300" distR="114300" simplePos="0" relativeHeight="251668480" behindDoc="0" locked="0" layoutInCell="1" allowOverlap="1" wp14:anchorId="58934B4B" wp14:editId="23B3F965">
+            <wp:simplePos x="0" y="0"/>
+            <wp:positionH relativeFrom="margin">
+              <wp:align>center</wp:align>
+            </wp:positionH>
+            <wp:positionV relativeFrom="paragraph">
+              <wp:posOffset>284618</wp:posOffset>
+            </wp:positionV>
+            <wp:extent cx="5486400" cy="956945"/>
+            <wp:effectExtent l="0" t="0" r="0" b="0"/>
+            <wp:wrapTopAndBottom/>
+            <wp:docPr id="11" name="Picture 11"/>
+            <wp:cNvGraphicFramePr>
+              <a:graphicFrameLocks xmlns:a="http://schemas.openxmlformats.org/drawingml/2006/main" noChangeAspect="1"/>
+            </wp:cNvGraphicFramePr>
+            <a:graphic xmlns:a="http://schemas.openxmlformats.org/drawingml/2006/main">
+              <a:graphicData uri="http://schemas.openxmlformats.org/drawingml/2006/picture">
+                <pic:pic xmlns:pic="http://schemas.openxmlformats.org/drawingml/2006/picture">
+                  <pic:nvPicPr>
+                    <pic:cNvPr id="1" name=""/>
+                    <pic:cNvPicPr/>
+                  </pic:nvPicPr>
+                  <pic:blipFill>
+                    <a:blip r:embed="rId14">
+                      <a:extLst>
+                        <a:ext uri="{28A0092B-C50C-407E-A947-70E740481C1C}">
+                          <a14:useLocalDpi xmlns:a14="http://schemas.microsoft.com/office/drawing/2010/main" val="0"/>
+                        </a:ext>
+                      </a:extLst>
+                    </a:blip>
+                    <a:stretch>
+                      <a:fillRect/>
+                    </a:stretch>
+                  </pic:blipFill>
+                  <pic:spPr>
+                    <a:xfrm>
+                      <a:off x="0" y="0"/>
+                      <a:ext cx="5486400" cy="956945"/>
+                    </a:xfrm>
+                    <a:prstGeom prst="rect">
+                      <a:avLst/>
+                    </a:prstGeom>
+                  </pic:spPr>
+                </pic:pic>
+              </a:graphicData>
+            </a:graphic>
+          </wp:anchor>
+        </w:drawing>
+      </w:r>
+    </w:p>
+    <w:p>
+      <w:pPr>
+        <w:bidi w:val="0"/>
+        <w:spacing w:after="0" w:line="240" w:lineRule="auto"/>
+        <w:jc w:val="both"/>
+        <w:rPr>
+          <w:rFonts w:ascii="TimesNewRomanPSMT" w:eastAsia="Times New Roman" w:hAnsi="TimesNewRomanPSMT" w:cs="Times New Roman"/>
+          <w:color w:val="000000"/>
+          <w:sz w:val="28"/>
+          <w:szCs w:val="28"/>
+        </w:rPr>
+      </w:pPr>
+    </w:p>
+    <w:p>
+      <w:pPr>
+        <w:bidi w:val="0"/>
+        <w:spacing w:after="0" w:line="240" w:lineRule="auto"/>
+        <w:jc w:val="both"/>
+        <w:rPr>
+          <w:rFonts w:ascii="TimesNewRomanPSMT" w:eastAsia="Times New Roman" w:hAnsi="TimesNewRomanPSMT" w:cs="Times New Roman" w:hint="cs"/>
+          <w:color w:val="000000"/>
+          <w:sz w:val="28"/>
+          <w:szCs w:val="28"/>
+        </w:rPr>
+      </w:pPr>
+      <w:r>
+        <w:rPr>
+          <w:rFonts w:ascii="TimesNewRomanPSMT" w:eastAsia="Times New Roman" w:hAnsi="TimesNewRomanPSMT" w:cs="Times New Roman"/>
+          <w:color w:val="000000"/>
+          <w:sz w:val="28"/>
+          <w:szCs w:val="28"/>
+        </w:rPr>
+        <w:t>13.Add</w:t>
+      </w:r>
+      <w:r>
+        <w:rPr>
+          <w:rFonts w:ascii="TimesNewRomanPSMT" w:eastAsia="Times New Roman" w:hAnsi="TimesNewRomanPSMT" w:cs="Times New Roman"/>
+          <w:color w:val="000000"/>
+          <w:sz w:val="28"/>
+          <w:szCs w:val="28"/>
+        </w:rPr>
+        <w:t xml:space="preserve"> </w:t>
+      </w:r>
+      <w:r>
+        <w:rPr>
+          <w:rFonts w:ascii="TimesNewRomanPSMT" w:eastAsia="Times New Roman" w:hAnsi="TimesNewRomanPSMT" w:cs="Times New Roman"/>
+          <w:color w:val="000000"/>
+          <w:sz w:val="28"/>
+          <w:szCs w:val="28"/>
+        </w:rPr>
+        <w:t>disk and create a mount point to empty directory with 2 ways</w:t>
+      </w:r>
+      <w:r>
+        <w:rPr>
+          <w:rFonts w:ascii="TimesNewRomanPSMT" w:eastAsia="Times New Roman" w:hAnsi="TimesNewRomanPSMT" w:cs="Times New Roman"/>
+          <w:color w:val="000000"/>
+          <w:sz w:val="28"/>
+          <w:szCs w:val="28"/>
+        </w:rPr>
+        <w:t xml:space="preserve"> </w:t>
+      </w:r>
+      <w:r>
+        <w:rPr>
+          <w:rFonts w:ascii="TimesNewRomanPSMT" w:eastAsia="Times New Roman" w:hAnsi="TimesNewRomanPSMT" w:cs="Times New Roman"/>
+          <w:color w:val="000000"/>
+          <w:sz w:val="28"/>
+          <w:szCs w:val="28"/>
+        </w:rPr>
+        <w:t>temporary</w:t>
+      </w:r>
+      <w:r>
+        <w:rPr>
+          <w:rFonts w:ascii="TimesNewRomanPSMT" w:eastAsia="Times New Roman" w:hAnsi="TimesNewRomanPSMT" w:cs="Times New Roman"/>
+          <w:color w:val="000000"/>
+          <w:sz w:val="28"/>
+          <w:szCs w:val="28"/>
+        </w:rPr>
+        <w:t xml:space="preserve"> </w:t>
+      </w:r>
+      <w:r>
+        <w:rPr>
+          <w:rFonts w:ascii="TimesNewRomanPSMT" w:eastAsia="Times New Roman" w:hAnsi="TimesNewRomanPSMT" w:cs="Times New Roman"/>
+          <w:color w:val="000000"/>
+          <w:sz w:val="28"/>
+          <w:szCs w:val="28"/>
+        </w:rPr>
+        <w:t xml:space="preserve">and </w:t>
       </w:r>
       <w:proofErr w:type="spellStart"/>
       <w:r>
@@ -1170,64 +1805,101 @@
           <w:sz w:val="28"/>
           <w:szCs w:val="28"/>
         </w:rPr>
-        <w:t>inode</w:t>
+        <w:t>permenant</w:t>
       </w:r>
       <w:proofErr w:type="spellEnd"/>
-      <w:r>
-        <w:rPr>
-          <w:rFonts w:ascii="TimesNewRomanPSMT" w:eastAsia="Times New Roman" w:hAnsi="TimesNewRomanPSMT" w:cs="Times New Roman"/>
-          <w:color w:val="000000"/>
-          <w:sz w:val="28"/>
-          <w:szCs w:val="28"/>
-        </w:rPr>
-        <w:t xml:space="preserve"> numbers of /, /</w:t>
-      </w:r>
-      <w:proofErr w:type="spellStart"/>
-      <w:r>
-        <w:rPr>
-          <w:rFonts w:ascii="TimesNewRomanPSMT" w:eastAsia="Times New Roman" w:hAnsi="TimesNewRomanPSMT" w:cs="Times New Roman"/>
-          <w:color w:val="000000"/>
-          <w:sz w:val="28"/>
-          <w:szCs w:val="28"/>
-        </w:rPr>
-        <w:t>etc</w:t>
-      </w:r>
-      <w:proofErr w:type="spellEnd"/>
-      <w:r>
-        <w:rPr>
-          <w:rFonts w:ascii="TimesNewRomanPSMT" w:eastAsia="Times New Roman" w:hAnsi="TimesNewRomanPSMT" w:cs="Times New Roman"/>
-          <w:color w:val="000000"/>
-          <w:sz w:val="28"/>
-          <w:szCs w:val="28"/>
-        </w:rPr>
-        <w:t>, /</w:t>
-      </w:r>
-      <w:proofErr w:type="spellStart"/>
-      <w:r>
-        <w:rPr>
-          <w:rFonts w:ascii="TimesNewRomanPSMT" w:eastAsia="Times New Roman" w:hAnsi="TimesNewRomanPSMT" w:cs="Times New Roman"/>
-          <w:color w:val="000000"/>
-          <w:sz w:val="28"/>
-          <w:szCs w:val="28"/>
-        </w:rPr>
-        <w:t>etc</w:t>
-      </w:r>
-      <w:proofErr w:type="spellEnd"/>
-      <w:r>
-        <w:rPr>
-          <w:rFonts w:ascii="TimesNewRomanPSMT" w:eastAsia="Times New Roman" w:hAnsi="TimesNewRomanPSMT" w:cs="Times New Roman"/>
-          <w:color w:val="000000"/>
-          <w:sz w:val="28"/>
-          <w:szCs w:val="28"/>
-        </w:rPr>
-        <w:t>/hosts</w:t>
-      </w:r>
+    </w:p>
+    <w:p>
+      <w:pPr>
+        <w:rPr>
+          <w:rFonts w:ascii="TimesNewRomanPSMT" w:eastAsia="Times New Roman" w:hAnsi="TimesNewRomanPSMT" w:cs="Times New Roman" w:hint="cs"/>
+          <w:sz w:val="28"/>
+          <w:szCs w:val="28"/>
+          <w:lang w:bidi="ar-EG"/>
+        </w:rPr>
+      </w:pPr>
+      <w:r>
+        <w:rPr>
+          <w:rFonts w:ascii="TimesNewRomanPSMT" w:eastAsia="Times New Roman" w:hAnsi="TimesNewRomanPSMT" w:cs="Times New Roman"/>
+          <w:sz w:val="28"/>
+          <w:szCs w:val="28"/>
+          <w:rtl/>
+          <w:lang w:bidi="ar-EG"/>
+        </w:rPr>
+        <w:drawing>
+          <wp:anchor distT="0" distB="0" distL="114300" distR="114300" simplePos="0" relativeHeight="251669504" behindDoc="0" locked="0" layoutInCell="1" allowOverlap="1" wp14:anchorId="2051C7BE" wp14:editId="0CD44301">
+            <wp:simplePos x="0" y="0"/>
+            <wp:positionH relativeFrom="page">
+              <wp:align>center</wp:align>
+            </wp:positionH>
+            <wp:positionV relativeFrom="paragraph">
+              <wp:posOffset>354247</wp:posOffset>
+            </wp:positionV>
+            <wp:extent cx="5455920" cy="3848100"/>
+            <wp:effectExtent l="0" t="0" r="0" b="0"/>
+            <wp:wrapTopAndBottom/>
+            <wp:docPr id="12" name="Picture 12"/>
+            <wp:cNvGraphicFramePr>
+              <a:graphicFrameLocks xmlns:a="http://schemas.openxmlformats.org/drawingml/2006/main" noChangeAspect="1"/>
+            </wp:cNvGraphicFramePr>
+            <a:graphic xmlns:a="http://schemas.openxmlformats.org/drawingml/2006/main">
+              <a:graphicData uri="http://schemas.openxmlformats.org/drawingml/2006/picture">
+                <pic:pic xmlns:pic="http://schemas.openxmlformats.org/drawingml/2006/picture">
+                  <pic:nvPicPr>
+                    <pic:cNvPr id="1" name=""/>
+                    <pic:cNvPicPr/>
+                  </pic:nvPicPr>
+                  <pic:blipFill>
+                    <a:blip r:embed="rId15">
+                      <a:extLst>
+                        <a:ext uri="{28A0092B-C50C-407E-A947-70E740481C1C}">
+                          <a14:useLocalDpi xmlns:a14="http://schemas.microsoft.com/office/drawing/2010/main" val="0"/>
+                        </a:ext>
+                      </a:extLst>
+                    </a:blip>
+                    <a:stretch>
+                      <a:fillRect/>
+                    </a:stretch>
+                  </pic:blipFill>
+                  <pic:spPr>
+                    <a:xfrm>
+                      <a:off x="0" y="0"/>
+                      <a:ext cx="5455920" cy="3848100"/>
+                    </a:xfrm>
+                    <a:prstGeom prst="rect">
+                      <a:avLst/>
+                    </a:prstGeom>
+                  </pic:spPr>
+                </pic:pic>
+              </a:graphicData>
+            </a:graphic>
+          </wp:anchor>
+        </w:drawing>
+      </w:r>
+    </w:p>
+    <w:p>
+      <w:pPr>
+        <w:rPr>
+          <w:rFonts w:ascii="TimesNewRomanPSMT" w:eastAsia="Times New Roman" w:hAnsi="TimesNewRomanPSMT" w:cs="Times New Roman" w:hint="cs"/>
+          <w:sz w:val="28"/>
+          <w:szCs w:val="28"/>
+          <w:lang w:bidi="ar-EG"/>
+        </w:rPr>
+      </w:pPr>
+    </w:p>
+    <w:p>
+      <w:pPr>
+        <w:rPr>
+          <w:rFonts w:ascii="TimesNewRomanPSMT" w:eastAsia="Times New Roman" w:hAnsi="TimesNewRomanPSMT" w:cs="Times New Roman"/>
+          <w:sz w:val="28"/>
+          <w:szCs w:val="28"/>
+        </w:rPr>
+      </w:pPr>
     </w:p>
     <w:p>
       <w:pPr>
         <w:jc w:val="right"/>
         <w:rPr>
-          <w:rFonts w:hint="cs"/>
           <w:lang w:bidi="ar-EG"/>
         </w:rPr>
       </w:pPr>
@@ -1703,6 +2375,23 @@
       <w:szCs w:val="28"/>
     </w:rPr>
   </w:style>
+  <w:style w:type="paragraph" w:styleId="NormalWeb">
+    <w:name w:val="Normal (Web)"/>
+    <w:basedOn w:val="Normal"/>
+    <w:uiPriority w:val="99"/>
+    <w:semiHidden/>
+    <w:unhideWhenUsed/>
+    <w:rsid w:val="009226B9"/>
+    <w:pPr>
+      <w:bidi w:val="0"/>
+      <w:spacing w:before="100" w:beforeAutospacing="1" w:after="100" w:afterAutospacing="1" w:line="240" w:lineRule="auto"/>
+    </w:pPr>
+    <w:rPr>
+      <w:rFonts w:ascii="Times New Roman" w:eastAsia="Times New Roman" w:hAnsi="Times New Roman" w:cs="Times New Roman"/>
+      <w:sz w:val="24"/>
+      <w:szCs w:val="24"/>
+    </w:rPr>
+  </w:style>
 </w:styles>
 </file>
 
